--- a/Word/Module 1/DOCX/Realises/06_Realise_Courrier.docx
+++ b/Word/Module 1/DOCX/Realises/06_Realise_Courrier.docx
@@ -3,74 +3,157 @@
 <w:document xmlns:wpc="http://schemas.microsoft.com/office/word/2010/wordprocessingCanvas" xmlns:mo="http://schemas.microsoft.com/office/mac/office/2008/main" xmlns:mc="http://schemas.openxmlformats.org/markup-compatibility/2006" xmlns:mv="urn:schemas-microsoft-com:mac:vml" xmlns:o="urn:schemas-microsoft-com:office:office" xmlns:r="http://schemas.openxmlformats.org/officeDocument/2006/relationships" xmlns:m="http://schemas.openxmlformats.org/officeDocument/2006/math" xmlns:v="urn:schemas-microsoft-com:vml" xmlns:wp14="http://schemas.microsoft.com/office/word/2010/wordprocessingDrawing" xmlns:wp="http://schemas.openxmlformats.org/drawingml/2006/wordprocessingDrawing" xmlns:w10="urn:schemas-microsoft-com:office:word" xmlns:w="http://schemas.openxmlformats.org/wordprocessingml/2006/main" xmlns:w14="http://schemas.microsoft.com/office/word/2010/wordml" xmlns:wpg="http://schemas.microsoft.com/office/word/2010/wordprocessingGroup" xmlns:wpi="http://schemas.microsoft.com/office/word/2010/wordprocessingInk" xmlns:wne="http://schemas.microsoft.com/office/word/2006/wordml" xmlns:wps="http://schemas.microsoft.com/office/word/2010/wordprocessingShape" mc:Ignorable="w14 wp14">
   <w:body>
     <w:p>
+      <w:pPr>
+        <w:spacing w:after="0" w:before="0"/>
+      </w:pPr>
       <w:r>
+        <w:rPr>
+          <w:rFonts w:ascii="Calibri" w:hAnsi="Calibri" w:eastAsia="Calibri"/>
+          <w:sz w:val="22"/>
+        </w:rPr>
         <w:t>CHC - Service Formation</w:t>
       </w:r>
     </w:p>
     <w:p>
+      <w:pPr>
+        <w:spacing w:after="0" w:before="0"/>
+      </w:pPr>
       <w:r>
+        <w:rPr>
+          <w:rFonts w:ascii="Calibri" w:hAnsi="Calibri" w:eastAsia="Calibri"/>
+          <w:sz w:val="22"/>
+        </w:rPr>
         <w:t>Rue de Hesbaye 75</w:t>
       </w:r>
     </w:p>
     <w:p>
+      <w:pPr>
+        <w:spacing w:after="240" w:before="0"/>
+      </w:pPr>
       <w:r>
+        <w:rPr>
+          <w:rFonts w:ascii="Calibri" w:hAnsi="Calibri" w:eastAsia="Calibri"/>
+          <w:sz w:val="22"/>
+        </w:rPr>
         <w:t>4000 Liège</w:t>
       </w:r>
     </w:p>
-    <w:p/>
     <w:p>
+      <w:pPr>
+        <w:spacing w:after="320" w:before="0"/>
+        <w:jc w:val="right"/>
+      </w:pPr>
       <w:r>
-        <w:t>Liège, le 30 juin 2026</w:t>
+        <w:rPr>
+          <w:rFonts w:ascii="Calibri" w:hAnsi="Calibri" w:eastAsia="Calibri"/>
+          <w:sz w:val="22"/>
+        </w:rPr>
+        <w:t>Liège, le 23 septembre 2026</w:t>
       </w:r>
     </w:p>
-    <w:p/>
     <w:p>
+      <w:pPr>
+        <w:spacing w:after="320" w:before="0"/>
+      </w:pPr>
       <w:r>
+        <w:rPr>
+          <w:rFonts w:ascii="Calibri" w:hAnsi="Calibri" w:eastAsia="Calibri"/>
+          <w:b/>
+          <w:sz w:val="22"/>
+        </w:rPr>
         <w:t>Objet : confirmation d'inscription - Word Module 1</w:t>
       </w:r>
     </w:p>
-    <w:p/>
     <w:p>
+      <w:pPr>
+        <w:spacing w:after="240" w:before="0"/>
+      </w:pPr>
       <w:r>
+        <w:rPr>
+          <w:rFonts w:ascii="Calibri" w:hAnsi="Calibri" w:eastAsia="Calibri"/>
+          <w:sz w:val="22"/>
+        </w:rPr>
         <w:t>Madame, Monsieur,</w:t>
       </w:r>
     </w:p>
-    <w:p/>
     <w:p>
+      <w:pPr>
+        <w:spacing w:after="200" w:before="0"/>
+        <w:jc w:val="both"/>
+      </w:pPr>
       <w:r>
+        <w:rPr>
+          <w:rFonts w:ascii="Calibri" w:hAnsi="Calibri" w:eastAsia="Calibri"/>
+          <w:sz w:val="22"/>
+        </w:rPr>
         <w:t>Nous avons le plaisir de vous confirmer votre inscription à la formation Word - Module 1 Débutant. La session se déroulera dans nos locaux et débutera à 9h00. Merci de vous présenter quelques minutes à l'avance.</w:t>
       </w:r>
     </w:p>
     <w:p>
+      <w:pPr>
+        <w:spacing w:after="200" w:before="0"/>
+        <w:jc w:val="both"/>
+      </w:pPr>
       <w:r>
+        <w:rPr>
+          <w:rFonts w:ascii="Calibri" w:hAnsi="Calibri" w:eastAsia="Calibri"/>
+          <w:sz w:val="22"/>
+        </w:rPr>
         <w:t>Un ordinateur équipé de Microsoft Word sera mis à votre disposition. Vous pouvez également apporter vos propres documents afin de les retravailler pendant les ateliers.</w:t>
       </w:r>
     </w:p>
     <w:p>
+      <w:pPr>
+        <w:spacing w:after="200" w:before="0"/>
+        <w:jc w:val="both"/>
+      </w:pPr>
       <w:r>
+        <w:rPr>
+          <w:rFonts w:ascii="Calibri" w:hAnsi="Calibri" w:eastAsia="Calibri"/>
+          <w:sz w:val="22"/>
+        </w:rPr>
         <w:t>Pour toute question relative à l'organisation, n'hésitez pas à contacter le service formation.</w:t>
       </w:r>
     </w:p>
-    <w:p/>
     <w:p>
+      <w:pPr>
+        <w:spacing w:after="320" w:before="200"/>
+      </w:pPr>
       <w:r>
+        <w:rPr>
+          <w:rFonts w:ascii="Calibri" w:hAnsi="Calibri" w:eastAsia="Calibri"/>
+          <w:sz w:val="22"/>
+        </w:rPr>
         <w:t>Nous vous prions d'agréer, Madame, Monsieur, nos salutations distinguées.</w:t>
       </w:r>
     </w:p>
-    <w:p/>
     <w:p>
+      <w:pPr>
+        <w:spacing w:after="0" w:before="0"/>
+      </w:pPr>
       <w:r>
+        <w:rPr>
+          <w:rFonts w:ascii="Calibri" w:hAnsi="Calibri" w:eastAsia="Calibri"/>
+          <w:sz w:val="22"/>
+        </w:rPr>
         <w:t>Le service Formation</w:t>
       </w:r>
     </w:p>
     <w:p>
+      <w:pPr>
+        <w:spacing w:after="0" w:before="0"/>
+      </w:pPr>
       <w:r>
+        <w:rPr>
+          <w:rFonts w:ascii="Calibri" w:hAnsi="Calibri" w:eastAsia="Calibri"/>
+          <w:sz w:val="22"/>
+        </w:rPr>
         <w:t>CHC</w:t>
       </w:r>
     </w:p>
     <w:sectPr>
-      <w:pgSz w:w="12240" w:h="15840"/>
-      <w:pgMar w:top="1440" w:right="1800" w:bottom="1440" w:left="1800" w:header="720" w:footer="720" w:gutter="0"/>
+      <w:pgSz w:w="11906" w:h="16838"/>
+      <w:pgMar w:top="1020" w:right="1247" w:bottom="1020" w:left="1247" w:header="720" w:footer="720" w:gutter="0"/>
       <w:cols w:space="720"/>
       <w:docGrid w:linePitch="360"/>
     </w:sectPr>
